--- a/NEXA_Synthese_Marche_Emploi_Cybersecurite_2026.docx
+++ b/NEXA_Synthese_Marche_Emploi_Cybersecurite_2026.docx
@@ -149,7 +149,7 @@
         <w:spacing w:after="40"/>
       </w:pPr>
       <w:r>
-        <w:t>144 relevés de stocks d'offres datés (compteurs publics horodatés, novembre 2025 – septembre 2026).</w:t>
+        <w:t>223 relevés de stocks d'offres datés (compteurs publics horodatés, novembre 2025 – septembre 2026).</w:t>
       </w:r>
     </w:p>
     <w:p>
@@ -158,7 +158,7 @@
         <w:spacing w:after="40"/>
       </w:pPr>
       <w:r>
-        <w:t>33 sources documentaires : ANSSI (Observatoire des métiers 2025), OPIIEC, Apec, France Travail (BMO 2026), Dares/France Stratégie, Numeum, Wavestone, ISC2, ENISA, Banque de France, baromètres de rémunération et cabinets spécialisés.</w:t>
+        <w:t>35 sources documentaires : ANSSI (Observatoire des métiers 2025), OPIIEC, Apec, France Travail (BMO 2026), Dares/France Stratégie, Numeum, Wavestone, ISC2, ENISA, Banque de France, baromètres de rémunération et cabinets spécialisés.</w:t>
       </w:r>
     </w:p>
     <w:p>
@@ -857,7 +857,7 @@
               <w:rPr>
                 <w:sz w:val="17"/>
               </w:rPr>
-              <w:t>144 relevés (11/2025 – 09/2026)</w:t>
+              <w:t>223 relevés (11/2025 – 09/2026)</w:t>
             </w:r>
           </w:p>
         </w:tc>
@@ -1074,6 +1074,438 @@
       </w:pPr>
       <w:r>
         <w:t>Aucune évolution annuelle n'est calculée à partir de nos propres relevés : les séries 2024 et 2025 comparables sont absentes. Les colonnes EVOLUTION du classeur portent « NC (séries insuffisantes) ». Les tendances pluriannuelles proviennent exclusivement de sources publiées.</w:t>
+      </w:r>
+    </w:p>
+    <w:p>
+      <w:pPr>
+        <w:pStyle w:val="Heading2"/>
+      </w:pPr>
+      <w:r>
+        <w:rPr>
+          <w:color w:val="1F3864"/>
+        </w:rPr>
+        <w:t>2.2 bis Tentative d'accès direct par navigateur et instabilité des compteurs</w:t>
+      </w:r>
+    </w:p>
+    <w:p>
+      <w:pPr>
+        <w:spacing w:after="120"/>
+      </w:pPr>
+      <w:r>
+        <w:rPr>
+          <w:b w:val="0"/>
+          <w:i w:val="0"/>
+          <w:sz w:val="21"/>
+        </w:rPr>
+        <w:t>Une seconde tentative de collecte a été menée en pilotant un vrai navigateur (Chromium via Playwright), avec et sans le proxy de session, sur Indeed, HelloWork et France Travail. Les trois cibles ont échoué de façon identique (net::ERR_TUNNEL_CONNECTION_FAILED), et la passerelle réseau répond explicitement « x-deny-reason: host_not_allowed ». Le blocage est une politique d'egress de la session : il ne dépend ni du site, ni de l'outil, ni de la méthode. Aucune plateforme d'emploi n'est joignable, y compris les moteurs de recherche généralistes.</w:t>
+      </w:r>
+    </w:p>
+    <w:p>
+      <w:pPr>
+        <w:spacing w:after="120"/>
+      </w:pPr>
+      <w:r>
+        <w:rPr>
+          <w:b w:val="0"/>
+          <w:i w:val="0"/>
+          <w:sz w:val="21"/>
+        </w:rPr>
+        <w:t>Cette seconde passe a en revanche permis de porter le nombre de compteurs relevés de 144 à 223, sur 138 requêtes distinctes et 15 zones géographiques, et de récupérer des points datés de 2024 et 2025. Elle a surtout produit un résultat méthodologique qui commande la lecture de toute la suite :</w:t>
+      </w:r>
+    </w:p>
+    <w:tbl>
+      <w:tblPr>
+        <w:tblStyle w:val="TableGrid"/>
+        <w:tblW w:type="auto" w:w="0"/>
+        <w:jc w:val="center"/>
+        <w:tblLook w:firstColumn="1" w:firstRow="1" w:lastColumn="0" w:lastRow="0" w:noHBand="0" w:noVBand="1" w:val="04A0"/>
+      </w:tblPr>
+      <w:tblGrid>
+        <w:gridCol w:w="2493"/>
+        <w:gridCol w:w="2493"/>
+        <w:gridCol w:w="2493"/>
+        <w:gridCol w:w="2493"/>
+      </w:tblGrid>
+      <w:tr>
+        <w:tc>
+          <w:tcPr>
+            <w:tcW w:type="dxa" w:w="2268"/>
+            <w:shd w:val="clear" w:fill="1F3864"/>
+          </w:tcPr>
+          <w:p>
+            <w:r/>
+            <w:r>
+              <w:rPr>
+                <w:b/>
+                <w:color w:val="FFFFFF"/>
+                <w:sz w:val="17"/>
+              </w:rPr>
+              <w:t>Requête</w:t>
+            </w:r>
+          </w:p>
+        </w:tc>
+        <w:tc>
+          <w:tcPr>
+            <w:tcW w:type="dxa" w:w="1474"/>
+            <w:shd w:val="clear" w:fill="1F3864"/>
+          </w:tcPr>
+          <w:p>
+            <w:r/>
+            <w:r>
+              <w:rPr>
+                <w:b/>
+                <w:color w:val="FFFFFF"/>
+                <w:sz w:val="17"/>
+              </w:rPr>
+              <w:t>Zone</w:t>
+            </w:r>
+          </w:p>
+        </w:tc>
+        <w:tc>
+          <w:tcPr>
+            <w:tcW w:type="dxa" w:w="3969"/>
+            <w:shd w:val="clear" w:fill="1F3864"/>
+          </w:tcPr>
+          <w:p>
+            <w:r/>
+            <w:r>
+              <w:rPr>
+                <w:b/>
+                <w:color w:val="FFFFFF"/>
+                <w:sz w:val="17"/>
+              </w:rPr>
+              <w:t>Deux relevés sur la même requête</w:t>
+            </w:r>
+          </w:p>
+        </w:tc>
+        <w:tc>
+          <w:tcPr>
+            <w:tcW w:type="dxa" w:w="1361"/>
+            <w:shd w:val="clear" w:fill="1F3864"/>
+          </w:tcPr>
+          <w:p>
+            <w:r/>
+            <w:r>
+              <w:rPr>
+                <w:b/>
+                <w:color w:val="FFFFFF"/>
+                <w:sz w:val="17"/>
+              </w:rPr>
+              <w:t>Écart</w:t>
+            </w:r>
+          </w:p>
+        </w:tc>
+      </w:tr>
+      <w:tr>
+        <w:tc>
+          <w:tcPr>
+            <w:tcW w:type="dxa" w:w="2268"/>
+          </w:tcPr>
+          <w:p>
+            <w:pPr>
+              <w:spacing w:after="0"/>
+            </w:pPr>
+            <w:r/>
+            <w:r>
+              <w:rPr>
+                <w:sz w:val="17"/>
+              </w:rPr>
+              <w:t>Identity Access Management</w:t>
+            </w:r>
+          </w:p>
+        </w:tc>
+        <w:tc>
+          <w:tcPr>
+            <w:tcW w:type="dxa" w:w="1474"/>
+          </w:tcPr>
+          <w:p>
+            <w:pPr>
+              <w:spacing w:after="0"/>
+            </w:pPr>
+            <w:r/>
+            <w:r>
+              <w:rPr>
+                <w:sz w:val="17"/>
+              </w:rPr>
+              <w:t>France</w:t>
+            </w:r>
+          </w:p>
+        </w:tc>
+        <w:tc>
+          <w:tcPr>
+            <w:tcW w:type="dxa" w:w="3969"/>
+          </w:tcPr>
+          <w:p>
+            <w:pPr>
+              <w:spacing w:after="0"/>
+            </w:pPr>
+            <w:r/>
+            <w:r>
+              <w:rPr>
+                <w:sz w:val="17"/>
+              </w:rPr>
+              <w:t>≈ 405 offres au 18/07/2025 ; « plus de 100 » au 21/07/2026</w:t>
+            </w:r>
+          </w:p>
+        </w:tc>
+        <w:tc>
+          <w:tcPr>
+            <w:tcW w:type="dxa" w:w="1361"/>
+          </w:tcPr>
+          <w:p>
+            <w:pPr>
+              <w:spacing w:after="0"/>
+            </w:pPr>
+            <w:r/>
+            <w:r>
+              <w:rPr>
+                <w:sz w:val="17"/>
+              </w:rPr>
+              <w:t>Facteur ≈ 4</w:t>
+            </w:r>
+          </w:p>
+        </w:tc>
+      </w:tr>
+      <w:tr>
+        <w:tc>
+          <w:tcPr>
+            <w:tcW w:type="dxa" w:w="2268"/>
+          </w:tcPr>
+          <w:p>
+            <w:pPr>
+              <w:spacing w:after="0"/>
+            </w:pPr>
+            <w:r/>
+            <w:r>
+              <w:rPr>
+                <w:sz w:val="17"/>
+              </w:rPr>
+              <w:t>Cybersecurity Architect</w:t>
+            </w:r>
+          </w:p>
+        </w:tc>
+        <w:tc>
+          <w:tcPr>
+            <w:tcW w:type="dxa" w:w="1474"/>
+          </w:tcPr>
+          <w:p>
+            <w:pPr>
+              <w:spacing w:after="0"/>
+            </w:pPr>
+            <w:r/>
+            <w:r>
+              <w:rPr>
+                <w:sz w:val="17"/>
+              </w:rPr>
+              <w:t>France</w:t>
+            </w:r>
+          </w:p>
+        </w:tc>
+        <w:tc>
+          <w:tcPr>
+            <w:tcW w:type="dxa" w:w="3969"/>
+          </w:tcPr>
+          <w:p>
+            <w:pPr>
+              <w:spacing w:after="0"/>
+            </w:pPr>
+            <w:r/>
+            <w:r>
+              <w:rPr>
+                <w:sz w:val="17"/>
+              </w:rPr>
+              <w:t>≈ 455 offres au 22/06/2026 ; « plus de 100 » au 13/08/2026</w:t>
+            </w:r>
+          </w:p>
+        </w:tc>
+        <w:tc>
+          <w:tcPr>
+            <w:tcW w:type="dxa" w:w="1361"/>
+          </w:tcPr>
+          <w:p>
+            <w:pPr>
+              <w:spacing w:after="0"/>
+            </w:pPr>
+            <w:r/>
+            <w:r>
+              <w:rPr>
+                <w:sz w:val="17"/>
+              </w:rPr>
+              <w:t>Facteur ≈ 4</w:t>
+            </w:r>
+          </w:p>
+        </w:tc>
+      </w:tr>
+      <w:tr>
+        <w:tc>
+          <w:tcPr>
+            <w:tcW w:type="dxa" w:w="2268"/>
+          </w:tcPr>
+          <w:p>
+            <w:pPr>
+              <w:spacing w:after="0"/>
+            </w:pPr>
+            <w:r/>
+            <w:r>
+              <w:rPr>
+                <w:sz w:val="17"/>
+              </w:rPr>
+              <w:t>Stage DevSecOps</w:t>
+            </w:r>
+          </w:p>
+        </w:tc>
+        <w:tc>
+          <w:tcPr>
+            <w:tcW w:type="dxa" w:w="1474"/>
+          </w:tcPr>
+          <w:p>
+            <w:pPr>
+              <w:spacing w:after="0"/>
+            </w:pPr>
+            <w:r/>
+            <w:r>
+              <w:rPr>
+                <w:sz w:val="17"/>
+              </w:rPr>
+              <w:t>France</w:t>
+            </w:r>
+          </w:p>
+        </w:tc>
+        <w:tc>
+          <w:tcPr>
+            <w:tcW w:type="dxa" w:w="3969"/>
+          </w:tcPr>
+          <w:p>
+            <w:pPr>
+              <w:spacing w:after="0"/>
+            </w:pPr>
+            <w:r/>
+            <w:r>
+              <w:rPr>
+                <w:sz w:val="17"/>
+              </w:rPr>
+              <w:t>« plus de 400 » au 30/05/2026 ; « plus de 25 » au 01/06/2026</w:t>
+            </w:r>
+          </w:p>
+        </w:tc>
+        <w:tc>
+          <w:tcPr>
+            <w:tcW w:type="dxa" w:w="1361"/>
+          </w:tcPr>
+          <w:p>
+            <w:pPr>
+              <w:spacing w:after="0"/>
+            </w:pPr>
+            <w:r/>
+            <w:r>
+              <w:rPr>
+                <w:sz w:val="17"/>
+              </w:rPr>
+              <w:t>Facteur ≈ 16 en deux jours</w:t>
+            </w:r>
+          </w:p>
+        </w:tc>
+      </w:tr>
+      <w:tr>
+        <w:tc>
+          <w:tcPr>
+            <w:tcW w:type="dxa" w:w="2268"/>
+          </w:tcPr>
+          <w:p>
+            <w:pPr>
+              <w:spacing w:after="0"/>
+            </w:pPr>
+            <w:r/>
+            <w:r>
+              <w:rPr>
+                <w:sz w:val="17"/>
+              </w:rPr>
+              <w:t>Identity Access Management</w:t>
+            </w:r>
+          </w:p>
+        </w:tc>
+        <w:tc>
+          <w:tcPr>
+            <w:tcW w:type="dxa" w:w="1474"/>
+          </w:tcPr>
+          <w:p>
+            <w:pPr>
+              <w:spacing w:after="0"/>
+            </w:pPr>
+            <w:r/>
+            <w:r>
+              <w:rPr>
+                <w:sz w:val="17"/>
+              </w:rPr>
+              <w:t>Paris (75)</w:t>
+            </w:r>
+          </w:p>
+        </w:tc>
+        <w:tc>
+          <w:tcPr>
+            <w:tcW w:type="dxa" w:w="3969"/>
+          </w:tcPr>
+          <w:p>
+            <w:pPr>
+              <w:spacing w:after="0"/>
+            </w:pPr>
+            <w:r/>
+            <w:r>
+              <w:rPr>
+                <w:sz w:val="17"/>
+              </w:rPr>
+              <w:t>≈ 360 offres au 26/05/2026 ; « plus de 50 » au 21/07/2026</w:t>
+            </w:r>
+          </w:p>
+        </w:tc>
+        <w:tc>
+          <w:tcPr>
+            <w:tcW w:type="dxa" w:w="1361"/>
+          </w:tcPr>
+          <w:p>
+            <w:pPr>
+              <w:spacing w:after="0"/>
+            </w:pPr>
+            <w:r/>
+            <w:r>
+              <w:rPr>
+                <w:sz w:val="17"/>
+              </w:rPr>
+              <w:t>Facteur ≈ 7</w:t>
+            </w:r>
+          </w:p>
+        </w:tc>
+      </w:tr>
+    </w:tbl>
+    <w:p>
+      <w:pPr>
+        <w:spacing w:after="80"/>
+      </w:pPr>
+    </w:p>
+    <w:p>
+      <w:pPr>
+        <w:spacing w:after="120"/>
+      </w:pPr>
+      <w:r>
+        <w:rPr>
+          <w:b/>
+          <w:i w:val="0"/>
+          <w:sz w:val="21"/>
+        </w:rPr>
+        <w:t>Ces écarts ne traduisent pas des mouvements de marché : ils proviennent de formes d'URL différentes pour un même mot-clé, que le moteur d'indexation traite comme des pages distinctes. Vérification faite, aucune de nos 223 mesures ne constitue une série sur une URL strictement identique à deux dates différentes.</w:t>
+      </w:r>
+    </w:p>
+    <w:p>
+      <w:pPr>
+        <w:spacing w:after="160"/>
+      </w:pPr>
+      <w:r>
+        <w:rPr>
+          <w:b w:val="0"/>
+          <w:i w:val="0"/>
+          <w:sz w:val="21"/>
+        </w:rPr>
+        <w:t>Conséquence, appliquée sans exception dans tout ce document : ces compteurs sont utilisables pour COMPARER des domaines entre eux à une date donnée (un écart d'un facteur 25 entre pentest et DevSecOps reste un signal, un écart de 20 % n'en est pas un), mais ils ne peuvent PAS servir à mesurer une évolution. Toutes les colonnes EVOLUTION du classeur restent à « NC (séries insuffisantes) », et les tendances pluriannuelles citées proviennent exclusivement de sources publiées (ANSSI, Apec, Numeum, BMO).</w:t>
       </w:r>
     </w:p>
     <w:p>
@@ -3301,7 +3733,7 @@
               <w:rPr>
                 <w:sz w:val="16"/>
               </w:rPr>
-              <w:t>≥ 200 « Cybersécurité GRC » (extrait : 242) au 03/09/2026 ; ≥ 200 « GRC Cybersécurité » (13/05/2026)</w:t>
+              <w:t>≥ 200 « Cybersécurité GRC » (extrait : 242) au 03/09/2026 ; ≥ 300 « ISO 27001 » à Paris (21/10/2025). Local : ≈ 14 à Lyon (03/01/2026)</w:t>
             </w:r>
           </w:p>
         </w:tc>
@@ -3371,7 +3803,7 @@
               <w:rPr>
                 <w:sz w:val="16"/>
               </w:rPr>
-              <w:t>≥ 300 (Indeed, 28/05/2026, « Analyste Soc »)</w:t>
+              <w:t>≥ 300 (28/05/2026, « Analyste Soc ») ; ≥ 400 « Cyber Security SOC Analyste » (14/08/2026) ; ≈ 329 « Analyste Cybersécurité » (20/03/2026) ; ≈ 231 « Analyste Cyber Security » (23/05/2026)</w:t>
             </w:r>
           </w:p>
         </w:tc>
@@ -3651,7 +4083,7 @@
               <w:rPr>
                 <w:sz w:val="16"/>
               </w:rPr>
-              <w:t>≥ 800 « DevSecOps » (extrait : 817) au 04/09/2026 ; ≥ 700 au 15/04/2026</w:t>
+              <w:t>≥ 800 « DevSecOps » (extrait : 817) au 04/09/2026 ; ≥ 700 au 15/04/2026. Local : ≈ 52 à Lyon (06/09/2026), ≈ 43 à Toulouse (03/03/2026)</w:t>
             </w:r>
           </w:p>
         </w:tc>
@@ -3861,7 +4293,7 @@
               <w:rPr>
                 <w:sz w:val="16"/>
               </w:rPr>
-              <w:t>≥ 400 « Security Architect » (11/06/2026) ; ≥ 400 « Cybersecurity Architect » (extrait : 455) au 22/06/2026 ; 404 (Glassdoor, juillet 2026)</w:t>
+              <w:t>≥ 400 « Security Architect » (11/06/2026) ; ≈ 455 « Cybersecurity Architect » (22/06/2026) ; 404 (Glassdoor, 07/2026). Ordre de grandeur indépendant : ≈ 400 recrutements d'architectes cyber en France en 2025 contre ≈ 350 en 2024 (Mercato de l'Emploi)</w:t>
             </w:r>
           </w:p>
         </w:tc>
@@ -3931,7 +4363,7 @@
               <w:rPr>
                 <w:sz w:val="16"/>
               </w:rPr>
-              <w:t>≥ 25 « Pentester » (extrait : 33) au 28/08/2026 ; ≥ 100 « Pentest » (28/08/2026) ; 31 « penetration testing » (Glassdoor, mai 2026)</w:t>
+              <w:t>≥ 25 « Pentester » (extrait : 33) au 28/08/2026 ; 31 « penetration testing » (Glassdoor, 05/2026). Local : 4 à 6 à Lyon (20 et 22/07/2026). Ordre de grandeur indépendant : ≈ 150 recrutements de pentesters en France en 2025 contre ≈ 120 en 2024 (Mercato de l'Emploi)</w:t>
             </w:r>
           </w:p>
         </w:tc>
@@ -4001,7 +4433,7 @@
               <w:rPr>
                 <w:sz w:val="16"/>
               </w:rPr>
-              <w:t>≥ 700 « IAM » (extrait : 732) au 31/03/2026 ; ≥ 100 « Ingénieur Identity &amp; Access Management » (31/07/2026)</w:t>
+              <w:t>≥ 700 « IAM » (extrait : 732) au 31/03/2026 ; ≈ 405 « Identity Access Management » (18/07/2025) et 399 sur Glassdoor (09/2025). Local : ≈ 35 à Nantes (04/05/2026)</w:t>
             </w:r>
           </w:p>
         </w:tc>
@@ -4141,7 +4573,7 @@
               <w:rPr>
                 <w:sz w:val="16"/>
               </w:rPr>
-              <w:t>≥ 400 « Cloud Security Engineer » (extrait : 438) au 25/05/2026</w:t>
+              <w:t>≥ 400 « Cloud Security Engineer » (extrait : 438) au 25/05/2026 ; ≥ 1 000 « Cloud Security » (extrait : 1 324) au 08/09/2026. Local : ≈ 69 « Cyber Sécurité Cloud » à Lyon (18/06/2026), ≥ 25 à Nantes (06/09/2024)</w:t>
             </w:r>
           </w:p>
         </w:tc>
@@ -4491,7 +4923,7 @@
               <w:rPr>
                 <w:sz w:val="16"/>
               </w:rPr>
-              <w:t>≥ 600 « Application Security Engineer » (10/08/2026) ; ≥ 900 « Security Engineer » (03/09/2026)</w:t>
+              <w:t>≥ 600 « Application Security Engineer » (10/08/2026) ; ≈ 1 142 « Sécurité applicative » (04/02/2026) ; ≥ 400 « Ingénieur Sécurité Applicative » (23/05/2026)</w:t>
             </w:r>
           </w:p>
         </w:tc>
@@ -6608,6 +7040,1183 @@
         <w:rPr>
           <w:color w:val="1F3864"/>
         </w:rPr>
+        <w:t>5.1 bis Les volumes par ville NEXA et par domaine</w:t>
+      </w:r>
+    </w:p>
+    <w:p>
+      <w:pPr>
+        <w:spacing w:after="120"/>
+      </w:pPr>
+      <w:r>
+        <w:rPr>
+          <w:b w:val="0"/>
+          <w:i/>
+          <w:sz w:val="21"/>
+        </w:rPr>
+        <w:t>Compteurs locaux relevés domaine par domaine. Ils donnent une image beaucoup plus exploitable pour un arbitrage par campus que le stock cyber global de la ville.</w:t>
+      </w:r>
+    </w:p>
+    <w:tbl>
+      <w:tblPr>
+        <w:tblStyle w:val="TableGrid"/>
+        <w:tblW w:type="auto" w:w="0"/>
+        <w:jc w:val="center"/>
+        <w:tblLook w:firstColumn="1" w:firstRow="1" w:lastColumn="0" w:lastRow="0" w:noHBand="0" w:noVBand="1" w:val="04A0"/>
+      </w:tblPr>
+      <w:tblGrid>
+        <w:gridCol w:w="1246"/>
+        <w:gridCol w:w="1246"/>
+        <w:gridCol w:w="1246"/>
+        <w:gridCol w:w="1246"/>
+        <w:gridCol w:w="1246"/>
+        <w:gridCol w:w="1246"/>
+        <w:gridCol w:w="1246"/>
+        <w:gridCol w:w="1246"/>
+      </w:tblGrid>
+      <w:tr>
+        <w:tc>
+          <w:tcPr>
+            <w:tcW w:type="dxa" w:w="1474"/>
+            <w:shd w:val="clear" w:fill="1F3864"/>
+          </w:tcPr>
+          <w:p>
+            <w:r/>
+            <w:r>
+              <w:rPr>
+                <w:b/>
+                <w:color w:val="FFFFFF"/>
+                <w:sz w:val="16"/>
+              </w:rPr>
+              <w:t>Ville</w:t>
+            </w:r>
+          </w:p>
+        </w:tc>
+        <w:tc>
+          <w:tcPr>
+            <w:tcW w:type="dxa" w:w="1587"/>
+            <w:shd w:val="clear" w:fill="1F3864"/>
+          </w:tcPr>
+          <w:p>
+            <w:r/>
+            <w:r>
+              <w:rPr>
+                <w:b/>
+                <w:color w:val="FFFFFF"/>
+                <w:sz w:val="16"/>
+              </w:rPr>
+              <w:t>Cyber (tous domaines)</w:t>
+            </w:r>
+          </w:p>
+        </w:tc>
+        <w:tc>
+          <w:tcPr>
+            <w:tcW w:type="dxa" w:w="1134"/>
+            <w:shd w:val="clear" w:fill="1F3864"/>
+          </w:tcPr>
+          <w:p>
+            <w:r/>
+            <w:r>
+              <w:rPr>
+                <w:b/>
+                <w:color w:val="FFFFFF"/>
+                <w:sz w:val="16"/>
+              </w:rPr>
+              <w:t>DevSecOps</w:t>
+            </w:r>
+          </w:p>
+        </w:tc>
+        <w:tc>
+          <w:tcPr>
+            <w:tcW w:type="dxa" w:w="1361"/>
+            <w:shd w:val="clear" w:fill="1F3864"/>
+          </w:tcPr>
+          <w:p>
+            <w:r/>
+            <w:r>
+              <w:rPr>
+                <w:b/>
+                <w:color w:val="FFFFFF"/>
+                <w:sz w:val="16"/>
+              </w:rPr>
+              <w:t>Cloud Security</w:t>
+            </w:r>
+          </w:p>
+        </w:tc>
+        <w:tc>
+          <w:tcPr>
+            <w:tcW w:type="dxa" w:w="1020"/>
+            <w:shd w:val="clear" w:fill="1F3864"/>
+          </w:tcPr>
+          <w:p>
+            <w:r/>
+            <w:r>
+              <w:rPr>
+                <w:b/>
+                <w:color w:val="FFFFFF"/>
+                <w:sz w:val="16"/>
+              </w:rPr>
+              <w:t>IAM</w:t>
+            </w:r>
+          </w:p>
+        </w:tc>
+        <w:tc>
+          <w:tcPr>
+            <w:tcW w:type="dxa" w:w="1077"/>
+            <w:shd w:val="clear" w:fill="1F3864"/>
+          </w:tcPr>
+          <w:p>
+            <w:r/>
+            <w:r>
+              <w:rPr>
+                <w:b/>
+                <w:color w:val="FFFFFF"/>
+                <w:sz w:val="16"/>
+              </w:rPr>
+              <w:t>GRC</w:t>
+            </w:r>
+          </w:p>
+        </w:tc>
+        <w:tc>
+          <w:tcPr>
+            <w:tcW w:type="dxa" w:w="1361"/>
+            <w:shd w:val="clear" w:fill="1F3864"/>
+          </w:tcPr>
+          <w:p>
+            <w:r/>
+            <w:r>
+              <w:rPr>
+                <w:b/>
+                <w:color w:val="FFFFFF"/>
+                <w:sz w:val="16"/>
+              </w:rPr>
+              <w:t>Pentest</w:t>
+            </w:r>
+          </w:p>
+        </w:tc>
+        <w:tc>
+          <w:tcPr>
+            <w:tcW w:type="dxa" w:w="1361"/>
+            <w:shd w:val="clear" w:fill="1F3864"/>
+          </w:tcPr>
+          <w:p>
+            <w:r/>
+            <w:r>
+              <w:rPr>
+                <w:b/>
+                <w:color w:val="FFFFFF"/>
+                <w:sz w:val="16"/>
+              </w:rPr>
+              <w:t>Alternance cyber</w:t>
+            </w:r>
+          </w:p>
+        </w:tc>
+      </w:tr>
+      <w:tr>
+        <w:tc>
+          <w:tcPr>
+            <w:tcW w:type="dxa" w:w="1474"/>
+          </w:tcPr>
+          <w:p>
+            <w:pPr>
+              <w:spacing w:after="0"/>
+            </w:pPr>
+            <w:r/>
+            <w:r>
+              <w:rPr>
+                <w:sz w:val="16"/>
+              </w:rPr>
+              <w:t>Paris / Île-de-France</w:t>
+            </w:r>
+          </w:p>
+        </w:tc>
+        <w:tc>
+          <w:tcPr>
+            <w:tcW w:type="dxa" w:w="1587"/>
+          </w:tcPr>
+          <w:p>
+            <w:pPr>
+              <w:spacing w:after="0"/>
+            </w:pPr>
+            <w:r/>
+            <w:r>
+              <w:rPr>
+                <w:sz w:val="16"/>
+              </w:rPr>
+              <w:t>≈ 2 444 (31/08/2026)</w:t>
+            </w:r>
+          </w:p>
+        </w:tc>
+        <w:tc>
+          <w:tcPr>
+            <w:tcW w:type="dxa" w:w="1134"/>
+          </w:tcPr>
+          <w:p>
+            <w:pPr>
+              <w:spacing w:after="0"/>
+            </w:pPr>
+            <w:r/>
+            <w:r>
+              <w:rPr>
+                <w:sz w:val="16"/>
+              </w:rPr>
+              <w:t>≈ 330 (15/04/2026)</w:t>
+            </w:r>
+          </w:p>
+        </w:tc>
+        <w:tc>
+          <w:tcPr>
+            <w:tcW w:type="dxa" w:w="1361"/>
+          </w:tcPr>
+          <w:p>
+            <w:pPr>
+              <w:spacing w:after="0"/>
+            </w:pPr>
+            <w:r/>
+            <w:r>
+              <w:rPr>
+                <w:sz w:val="16"/>
+              </w:rPr>
+              <w:t>≈ 769 (01/09/2026)</w:t>
+            </w:r>
+          </w:p>
+        </w:tc>
+        <w:tc>
+          <w:tcPr>
+            <w:tcW w:type="dxa" w:w="1020"/>
+          </w:tcPr>
+          <w:p>
+            <w:pPr>
+              <w:spacing w:after="0"/>
+            </w:pPr>
+            <w:r/>
+            <w:r>
+              <w:rPr>
+                <w:sz w:val="16"/>
+              </w:rPr>
+              <w:t>≈ 360 (26/05/2026)</w:t>
+            </w:r>
+          </w:p>
+        </w:tc>
+        <w:tc>
+          <w:tcPr>
+            <w:tcW w:type="dxa" w:w="1077"/>
+          </w:tcPr>
+          <w:p>
+            <w:pPr>
+              <w:spacing w:after="0"/>
+            </w:pPr>
+            <w:r/>
+            <w:r>
+              <w:rPr>
+                <w:sz w:val="16"/>
+              </w:rPr>
+              <w:t>≈ 112 (03/09/2026)</w:t>
+            </w:r>
+          </w:p>
+        </w:tc>
+        <w:tc>
+          <w:tcPr>
+            <w:tcW w:type="dxa" w:w="1361"/>
+          </w:tcPr>
+          <w:p>
+            <w:pPr>
+              <w:spacing w:after="0"/>
+            </w:pPr>
+            <w:r/>
+            <w:r>
+              <w:rPr>
+                <w:sz w:val="16"/>
+              </w:rPr>
+              <w:t>≥ 75 « sécurité pentest » (10/05/2026)</w:t>
+            </w:r>
+          </w:p>
+        </w:tc>
+        <w:tc>
+          <w:tcPr>
+            <w:tcW w:type="dxa" w:w="1361"/>
+          </w:tcPr>
+          <w:p>
+            <w:pPr>
+              <w:spacing w:after="0"/>
+            </w:pPr>
+            <w:r/>
+            <w:r>
+              <w:rPr>
+                <w:sz w:val="16"/>
+              </w:rPr>
+              <w:t>≈ 359 (28/05/2026)</w:t>
+            </w:r>
+          </w:p>
+        </w:tc>
+      </w:tr>
+      <w:tr>
+        <w:tc>
+          <w:tcPr>
+            <w:tcW w:type="dxa" w:w="1474"/>
+          </w:tcPr>
+          <w:p>
+            <w:pPr>
+              <w:spacing w:after="0"/>
+            </w:pPr>
+            <w:r/>
+            <w:r>
+              <w:rPr>
+                <w:sz w:val="16"/>
+              </w:rPr>
+              <w:t>Lyon</w:t>
+            </w:r>
+          </w:p>
+        </w:tc>
+        <w:tc>
+          <w:tcPr>
+            <w:tcW w:type="dxa" w:w="1587"/>
+          </w:tcPr>
+          <w:p>
+            <w:pPr>
+              <w:spacing w:after="0"/>
+            </w:pPr>
+            <w:r/>
+            <w:r>
+              <w:rPr>
+                <w:sz w:val="16"/>
+              </w:rPr>
+              <w:t>≈ 335 (16/06/2026)</w:t>
+            </w:r>
+          </w:p>
+        </w:tc>
+        <w:tc>
+          <w:tcPr>
+            <w:tcW w:type="dxa" w:w="1134"/>
+          </w:tcPr>
+          <w:p>
+            <w:pPr>
+              <w:spacing w:after="0"/>
+            </w:pPr>
+            <w:r/>
+            <w:r>
+              <w:rPr>
+                <w:sz w:val="16"/>
+              </w:rPr>
+              <w:t>≈ 52 (06/09/2026)</w:t>
+            </w:r>
+          </w:p>
+        </w:tc>
+        <w:tc>
+          <w:tcPr>
+            <w:tcW w:type="dxa" w:w="1361"/>
+          </w:tcPr>
+          <w:p>
+            <w:pPr>
+              <w:spacing w:after="0"/>
+            </w:pPr>
+            <w:r/>
+            <w:r>
+              <w:rPr>
+                <w:sz w:val="16"/>
+              </w:rPr>
+              <w:t>≈ 69 (18/06/2026)</w:t>
+            </w:r>
+          </w:p>
+        </w:tc>
+        <w:tc>
+          <w:tcPr>
+            <w:tcW w:type="dxa" w:w="1020"/>
+          </w:tcPr>
+          <w:p>
+            <w:pPr>
+              <w:spacing w:after="0"/>
+            </w:pPr>
+            <w:r/>
+            <w:r>
+              <w:rPr>
+                <w:sz w:val="16"/>
+              </w:rPr>
+              <w:t>NC</w:t>
+            </w:r>
+          </w:p>
+        </w:tc>
+        <w:tc>
+          <w:tcPr>
+            <w:tcW w:type="dxa" w:w="1077"/>
+          </w:tcPr>
+          <w:p>
+            <w:pPr>
+              <w:spacing w:after="0"/>
+            </w:pPr>
+            <w:r/>
+            <w:r>
+              <w:rPr>
+                <w:sz w:val="16"/>
+              </w:rPr>
+              <w:t>≈ 14 (03/01/2026)</w:t>
+            </w:r>
+          </w:p>
+        </w:tc>
+        <w:tc>
+          <w:tcPr>
+            <w:tcW w:type="dxa" w:w="1361"/>
+          </w:tcPr>
+          <w:p>
+            <w:pPr>
+              <w:spacing w:after="0"/>
+            </w:pPr>
+            <w:r/>
+            <w:r>
+              <w:rPr>
+                <w:sz w:val="16"/>
+              </w:rPr>
+              <w:t>4 à 6 (07/2026)</w:t>
+            </w:r>
+          </w:p>
+        </w:tc>
+        <w:tc>
+          <w:tcPr>
+            <w:tcW w:type="dxa" w:w="1361"/>
+          </w:tcPr>
+          <w:p>
+            <w:pPr>
+              <w:spacing w:after="0"/>
+            </w:pPr>
+            <w:r/>
+            <w:r>
+              <w:rPr>
+                <w:sz w:val="16"/>
+              </w:rPr>
+              <w:t>≈ 32 (05/06/2026)</w:t>
+            </w:r>
+          </w:p>
+        </w:tc>
+      </w:tr>
+      <w:tr>
+        <w:tc>
+          <w:tcPr>
+            <w:tcW w:type="dxa" w:w="1474"/>
+          </w:tcPr>
+          <w:p>
+            <w:pPr>
+              <w:spacing w:after="0"/>
+            </w:pPr>
+            <w:r/>
+            <w:r>
+              <w:rPr>
+                <w:sz w:val="16"/>
+              </w:rPr>
+              <w:t>Lille</w:t>
+            </w:r>
+          </w:p>
+        </w:tc>
+        <w:tc>
+          <w:tcPr>
+            <w:tcW w:type="dxa" w:w="1587"/>
+          </w:tcPr>
+          <w:p>
+            <w:pPr>
+              <w:spacing w:after="0"/>
+            </w:pPr>
+            <w:r/>
+            <w:r>
+              <w:rPr>
+                <w:sz w:val="16"/>
+              </w:rPr>
+              <w:t>≥ 100 (23/07/2026)</w:t>
+            </w:r>
+          </w:p>
+        </w:tc>
+        <w:tc>
+          <w:tcPr>
+            <w:tcW w:type="dxa" w:w="1134"/>
+          </w:tcPr>
+          <w:p>
+            <w:pPr>
+              <w:spacing w:after="0"/>
+            </w:pPr>
+            <w:r/>
+            <w:r>
+              <w:rPr>
+                <w:sz w:val="16"/>
+              </w:rPr>
+              <w:t>NC</w:t>
+            </w:r>
+          </w:p>
+        </w:tc>
+        <w:tc>
+          <w:tcPr>
+            <w:tcW w:type="dxa" w:w="1361"/>
+          </w:tcPr>
+          <w:p>
+            <w:pPr>
+              <w:spacing w:after="0"/>
+            </w:pPr>
+            <w:r/>
+            <w:r>
+              <w:rPr>
+                <w:sz w:val="16"/>
+              </w:rPr>
+              <w:t>NC (≥ 400 cloud non cyber)</w:t>
+            </w:r>
+          </w:p>
+        </w:tc>
+        <w:tc>
+          <w:tcPr>
+            <w:tcW w:type="dxa" w:w="1020"/>
+          </w:tcPr>
+          <w:p>
+            <w:pPr>
+              <w:spacing w:after="0"/>
+            </w:pPr>
+            <w:r/>
+            <w:r>
+              <w:rPr>
+                <w:sz w:val="16"/>
+              </w:rPr>
+              <w:t>NC</w:t>
+            </w:r>
+          </w:p>
+        </w:tc>
+        <w:tc>
+          <w:tcPr>
+            <w:tcW w:type="dxa" w:w="1077"/>
+          </w:tcPr>
+          <w:p>
+            <w:pPr>
+              <w:spacing w:after="0"/>
+            </w:pPr>
+            <w:r/>
+            <w:r>
+              <w:rPr>
+                <w:sz w:val="16"/>
+              </w:rPr>
+              <w:t>NC</w:t>
+            </w:r>
+          </w:p>
+        </w:tc>
+        <w:tc>
+          <w:tcPr>
+            <w:tcW w:type="dxa" w:w="1361"/>
+          </w:tcPr>
+          <w:p>
+            <w:pPr>
+              <w:spacing w:after="0"/>
+            </w:pPr>
+            <w:r/>
+            <w:r>
+              <w:rPr>
+                <w:sz w:val="16"/>
+              </w:rPr>
+              <w:t>NC</w:t>
+            </w:r>
+          </w:p>
+        </w:tc>
+        <w:tc>
+          <w:tcPr>
+            <w:tcW w:type="dxa" w:w="1361"/>
+          </w:tcPr>
+          <w:p>
+            <w:pPr>
+              <w:spacing w:after="0"/>
+            </w:pPr>
+            <w:r/>
+            <w:r>
+              <w:rPr>
+                <w:sz w:val="16"/>
+              </w:rPr>
+              <w:t>6 (20/08/2026)</w:t>
+            </w:r>
+          </w:p>
+        </w:tc>
+      </w:tr>
+      <w:tr>
+        <w:tc>
+          <w:tcPr>
+            <w:tcW w:type="dxa" w:w="1474"/>
+          </w:tcPr>
+          <w:p>
+            <w:pPr>
+              <w:spacing w:after="0"/>
+            </w:pPr>
+            <w:r/>
+            <w:r>
+              <w:rPr>
+                <w:sz w:val="16"/>
+              </w:rPr>
+              <w:t>Bordeaux</w:t>
+            </w:r>
+          </w:p>
+        </w:tc>
+        <w:tc>
+          <w:tcPr>
+            <w:tcW w:type="dxa" w:w="1587"/>
+          </w:tcPr>
+          <w:p>
+            <w:pPr>
+              <w:spacing w:after="0"/>
+            </w:pPr>
+            <w:r/>
+            <w:r>
+              <w:rPr>
+                <w:sz w:val="16"/>
+              </w:rPr>
+              <w:t>≥ 200 (29/05/2026)</w:t>
+            </w:r>
+          </w:p>
+        </w:tc>
+        <w:tc>
+          <w:tcPr>
+            <w:tcW w:type="dxa" w:w="1134"/>
+          </w:tcPr>
+          <w:p>
+            <w:pPr>
+              <w:spacing w:after="0"/>
+            </w:pPr>
+            <w:r/>
+            <w:r>
+              <w:rPr>
+                <w:sz w:val="16"/>
+              </w:rPr>
+              <w:t>NC</w:t>
+            </w:r>
+          </w:p>
+        </w:tc>
+        <w:tc>
+          <w:tcPr>
+            <w:tcW w:type="dxa" w:w="1361"/>
+          </w:tcPr>
+          <w:p>
+            <w:pPr>
+              <w:spacing w:after="0"/>
+            </w:pPr>
+            <w:r/>
+            <w:r>
+              <w:rPr>
+                <w:sz w:val="16"/>
+              </w:rPr>
+              <w:t>NC</w:t>
+            </w:r>
+          </w:p>
+        </w:tc>
+        <w:tc>
+          <w:tcPr>
+            <w:tcW w:type="dxa" w:w="1020"/>
+          </w:tcPr>
+          <w:p>
+            <w:pPr>
+              <w:spacing w:after="0"/>
+            </w:pPr>
+            <w:r/>
+            <w:r>
+              <w:rPr>
+                <w:sz w:val="16"/>
+              </w:rPr>
+              <w:t>NC</w:t>
+            </w:r>
+          </w:p>
+        </w:tc>
+        <w:tc>
+          <w:tcPr>
+            <w:tcW w:type="dxa" w:w="1077"/>
+          </w:tcPr>
+          <w:p>
+            <w:pPr>
+              <w:spacing w:after="0"/>
+            </w:pPr>
+            <w:r/>
+            <w:r>
+              <w:rPr>
+                <w:sz w:val="16"/>
+              </w:rPr>
+              <w:t>NC</w:t>
+            </w:r>
+          </w:p>
+        </w:tc>
+        <w:tc>
+          <w:tcPr>
+            <w:tcW w:type="dxa" w:w="1361"/>
+          </w:tcPr>
+          <w:p>
+            <w:pPr>
+              <w:spacing w:after="0"/>
+            </w:pPr>
+            <w:r/>
+            <w:r>
+              <w:rPr>
+                <w:sz w:val="16"/>
+              </w:rPr>
+              <w:t>NC</w:t>
+            </w:r>
+          </w:p>
+        </w:tc>
+        <w:tc>
+          <w:tcPr>
+            <w:tcW w:type="dxa" w:w="1361"/>
+          </w:tcPr>
+          <w:p>
+            <w:pPr>
+              <w:spacing w:after="0"/>
+            </w:pPr>
+            <w:r/>
+            <w:r>
+              <w:rPr>
+                <w:sz w:val="16"/>
+              </w:rPr>
+              <w:t>6 (06/08/2026) ; 12 stages</w:t>
+            </w:r>
+          </w:p>
+        </w:tc>
+      </w:tr>
+      <w:tr>
+        <w:tc>
+          <w:tcPr>
+            <w:tcW w:type="dxa" w:w="1474"/>
+          </w:tcPr>
+          <w:p>
+            <w:pPr>
+              <w:spacing w:after="0"/>
+            </w:pPr>
+            <w:r/>
+            <w:r>
+              <w:rPr>
+                <w:sz w:val="16"/>
+              </w:rPr>
+              <w:t>Nantes</w:t>
+            </w:r>
+          </w:p>
+        </w:tc>
+        <w:tc>
+          <w:tcPr>
+            <w:tcW w:type="dxa" w:w="1587"/>
+          </w:tcPr>
+          <w:p>
+            <w:pPr>
+              <w:spacing w:after="0"/>
+            </w:pPr>
+            <w:r/>
+            <w:r>
+              <w:rPr>
+                <w:sz w:val="16"/>
+              </w:rPr>
+              <w:t>≥ 100 (04/09/2026)</w:t>
+            </w:r>
+          </w:p>
+        </w:tc>
+        <w:tc>
+          <w:tcPr>
+            <w:tcW w:type="dxa" w:w="1134"/>
+          </w:tcPr>
+          <w:p>
+            <w:pPr>
+              <w:spacing w:after="0"/>
+            </w:pPr>
+            <w:r/>
+            <w:r>
+              <w:rPr>
+                <w:sz w:val="16"/>
+              </w:rPr>
+              <w:t>NC</w:t>
+            </w:r>
+          </w:p>
+        </w:tc>
+        <w:tc>
+          <w:tcPr>
+            <w:tcW w:type="dxa" w:w="1361"/>
+          </w:tcPr>
+          <w:p>
+            <w:pPr>
+              <w:spacing w:after="0"/>
+            </w:pPr>
+            <w:r/>
+            <w:r>
+              <w:rPr>
+                <w:sz w:val="16"/>
+              </w:rPr>
+              <w:t>≥ 25 (06/09/2024)</w:t>
+            </w:r>
+          </w:p>
+        </w:tc>
+        <w:tc>
+          <w:tcPr>
+            <w:tcW w:type="dxa" w:w="1020"/>
+          </w:tcPr>
+          <w:p>
+            <w:pPr>
+              <w:spacing w:after="0"/>
+            </w:pPr>
+            <w:r/>
+            <w:r>
+              <w:rPr>
+                <w:sz w:val="16"/>
+              </w:rPr>
+              <w:t>≈ 35 (04/05/2026)</w:t>
+            </w:r>
+          </w:p>
+        </w:tc>
+        <w:tc>
+          <w:tcPr>
+            <w:tcW w:type="dxa" w:w="1077"/>
+          </w:tcPr>
+          <w:p>
+            <w:pPr>
+              <w:spacing w:after="0"/>
+            </w:pPr>
+            <w:r/>
+            <w:r>
+              <w:rPr>
+                <w:sz w:val="16"/>
+              </w:rPr>
+              <w:t>NC</w:t>
+            </w:r>
+          </w:p>
+        </w:tc>
+        <w:tc>
+          <w:tcPr>
+            <w:tcW w:type="dxa" w:w="1361"/>
+          </w:tcPr>
+          <w:p>
+            <w:pPr>
+              <w:spacing w:after="0"/>
+            </w:pPr>
+            <w:r/>
+            <w:r>
+              <w:rPr>
+                <w:sz w:val="16"/>
+              </w:rPr>
+              <w:t>NC</w:t>
+            </w:r>
+          </w:p>
+        </w:tc>
+        <w:tc>
+          <w:tcPr>
+            <w:tcW w:type="dxa" w:w="1361"/>
+          </w:tcPr>
+          <w:p>
+            <w:pPr>
+              <w:spacing w:after="0"/>
+            </w:pPr>
+            <w:r/>
+            <w:r>
+              <w:rPr>
+                <w:sz w:val="16"/>
+              </w:rPr>
+              <w:t>10 (30/06/2026)</w:t>
+            </w:r>
+          </w:p>
+        </w:tc>
+      </w:tr>
+      <w:tr>
+        <w:tc>
+          <w:tcPr>
+            <w:tcW w:type="dxa" w:w="1474"/>
+          </w:tcPr>
+          <w:p>
+            <w:pPr>
+              <w:spacing w:after="0"/>
+            </w:pPr>
+            <w:r/>
+            <w:r>
+              <w:rPr>
+                <w:sz w:val="16"/>
+              </w:rPr>
+              <w:t>Marseille - Aix</w:t>
+            </w:r>
+          </w:p>
+        </w:tc>
+        <w:tc>
+          <w:tcPr>
+            <w:tcW w:type="dxa" w:w="1587"/>
+          </w:tcPr>
+          <w:p>
+            <w:pPr>
+              <w:spacing w:after="0"/>
+            </w:pPr>
+            <w:r/>
+            <w:r>
+              <w:rPr>
+                <w:sz w:val="16"/>
+              </w:rPr>
+              <w:t>NC en propre</w:t>
+            </w:r>
+          </w:p>
+        </w:tc>
+        <w:tc>
+          <w:tcPr>
+            <w:tcW w:type="dxa" w:w="1134"/>
+          </w:tcPr>
+          <w:p>
+            <w:pPr>
+              <w:spacing w:after="0"/>
+            </w:pPr>
+            <w:r/>
+            <w:r>
+              <w:rPr>
+                <w:sz w:val="16"/>
+              </w:rPr>
+              <w:t>NC</w:t>
+            </w:r>
+          </w:p>
+        </w:tc>
+        <w:tc>
+          <w:tcPr>
+            <w:tcW w:type="dxa" w:w="1361"/>
+          </w:tcPr>
+          <w:p>
+            <w:pPr>
+              <w:spacing w:after="0"/>
+            </w:pPr>
+            <w:r/>
+            <w:r>
+              <w:rPr>
+                <w:sz w:val="16"/>
+              </w:rPr>
+              <w:t>NC</w:t>
+            </w:r>
+          </w:p>
+        </w:tc>
+        <w:tc>
+          <w:tcPr>
+            <w:tcW w:type="dxa" w:w="1020"/>
+          </w:tcPr>
+          <w:p>
+            <w:pPr>
+              <w:spacing w:after="0"/>
+            </w:pPr>
+            <w:r/>
+            <w:r>
+              <w:rPr>
+                <w:sz w:val="16"/>
+              </w:rPr>
+              <w:t>NC</w:t>
+            </w:r>
+          </w:p>
+        </w:tc>
+        <w:tc>
+          <w:tcPr>
+            <w:tcW w:type="dxa" w:w="1077"/>
+          </w:tcPr>
+          <w:p>
+            <w:pPr>
+              <w:spacing w:after="0"/>
+            </w:pPr>
+            <w:r/>
+            <w:r>
+              <w:rPr>
+                <w:sz w:val="16"/>
+              </w:rPr>
+              <w:t>NC</w:t>
+            </w:r>
+          </w:p>
+        </w:tc>
+        <w:tc>
+          <w:tcPr>
+            <w:tcW w:type="dxa" w:w="1361"/>
+          </w:tcPr>
+          <w:p>
+            <w:pPr>
+              <w:spacing w:after="0"/>
+            </w:pPr>
+            <w:r/>
+            <w:r>
+              <w:rPr>
+                <w:sz w:val="16"/>
+              </w:rPr>
+              <w:t>NC</w:t>
+            </w:r>
+          </w:p>
+        </w:tc>
+        <w:tc>
+          <w:tcPr>
+            <w:tcW w:type="dxa" w:w="1361"/>
+          </w:tcPr>
+          <w:p>
+            <w:pPr>
+              <w:spacing w:after="0"/>
+            </w:pPr>
+            <w:r/>
+            <w:r>
+              <w:rPr>
+                <w:sz w:val="16"/>
+              </w:rPr>
+              <w:t>10 (07/09/2026) ; 16 stages Aix</w:t>
+            </w:r>
+          </w:p>
+        </w:tc>
+      </w:tr>
+      <w:tr>
+        <w:tc>
+          <w:tcPr>
+            <w:tcW w:type="dxa" w:w="1474"/>
+          </w:tcPr>
+          <w:p>
+            <w:pPr>
+              <w:spacing w:after="0"/>
+            </w:pPr>
+            <w:r/>
+            <w:r>
+              <w:rPr>
+                <w:sz w:val="16"/>
+              </w:rPr>
+              <w:t>Toulouse (hors campus)</w:t>
+            </w:r>
+          </w:p>
+        </w:tc>
+        <w:tc>
+          <w:tcPr>
+            <w:tcW w:type="dxa" w:w="1587"/>
+          </w:tcPr>
+          <w:p>
+            <w:pPr>
+              <w:spacing w:after="0"/>
+            </w:pPr>
+            <w:r/>
+            <w:r>
+              <w:rPr>
+                <w:sz w:val="16"/>
+              </w:rPr>
+              <w:t>≥ 500 (08/09/2026)</w:t>
+            </w:r>
+          </w:p>
+        </w:tc>
+        <w:tc>
+          <w:tcPr>
+            <w:tcW w:type="dxa" w:w="1134"/>
+          </w:tcPr>
+          <w:p>
+            <w:pPr>
+              <w:spacing w:after="0"/>
+            </w:pPr>
+            <w:r/>
+            <w:r>
+              <w:rPr>
+                <w:sz w:val="16"/>
+              </w:rPr>
+              <w:t>≈ 43 (03/03/2026)</w:t>
+            </w:r>
+          </w:p>
+        </w:tc>
+        <w:tc>
+          <w:tcPr>
+            <w:tcW w:type="dxa" w:w="1361"/>
+          </w:tcPr>
+          <w:p>
+            <w:pPr>
+              <w:spacing w:after="0"/>
+            </w:pPr>
+            <w:r/>
+            <w:r>
+              <w:rPr>
+                <w:sz w:val="16"/>
+              </w:rPr>
+              <w:t>NC</w:t>
+            </w:r>
+          </w:p>
+        </w:tc>
+        <w:tc>
+          <w:tcPr>
+            <w:tcW w:type="dxa" w:w="1020"/>
+          </w:tcPr>
+          <w:p>
+            <w:pPr>
+              <w:spacing w:after="0"/>
+            </w:pPr>
+            <w:r/>
+            <w:r>
+              <w:rPr>
+                <w:sz w:val="16"/>
+              </w:rPr>
+              <w:t>NC</w:t>
+            </w:r>
+          </w:p>
+        </w:tc>
+        <w:tc>
+          <w:tcPr>
+            <w:tcW w:type="dxa" w:w="1077"/>
+          </w:tcPr>
+          <w:p>
+            <w:pPr>
+              <w:spacing w:after="0"/>
+            </w:pPr>
+            <w:r/>
+            <w:r>
+              <w:rPr>
+                <w:sz w:val="16"/>
+              </w:rPr>
+              <w:t>NC</w:t>
+            </w:r>
+          </w:p>
+        </w:tc>
+        <w:tc>
+          <w:tcPr>
+            <w:tcW w:type="dxa" w:w="1361"/>
+          </w:tcPr>
+          <w:p>
+            <w:pPr>
+              <w:spacing w:after="0"/>
+            </w:pPr>
+            <w:r/>
+            <w:r>
+              <w:rPr>
+                <w:sz w:val="16"/>
+              </w:rPr>
+              <w:t>page datée sans compte</w:t>
+            </w:r>
+          </w:p>
+        </w:tc>
+        <w:tc>
+          <w:tcPr>
+            <w:tcW w:type="dxa" w:w="1361"/>
+          </w:tcPr>
+          <w:p>
+            <w:pPr>
+              <w:spacing w:after="0"/>
+            </w:pPr>
+            <w:r/>
+            <w:r>
+              <w:rPr>
+                <w:sz w:val="16"/>
+              </w:rPr>
+              <w:t>NC</w:t>
+            </w:r>
+          </w:p>
+        </w:tc>
+      </w:tr>
+    </w:tbl>
+    <w:p>
+      <w:pPr>
+        <w:spacing w:after="80"/>
+      </w:pPr>
+    </w:p>
+    <w:p>
+      <w:pPr>
+        <w:spacing w:after="120"/>
+      </w:pPr>
+      <w:r>
+        <w:rPr>
+          <w:b/>
+          <w:i w:val="0"/>
+          <w:sz w:val="21"/>
+        </w:rPr>
+        <w:t>Deux enseignements pour l'arbitrage par campus. D'abord, le DevSecOps est le seul domaine spécialisé qui affiche un volume local mesurable hors Paris (≈ 52 à Lyon, ≈ 43 à Toulouse) : c'est la spécialisation la plus « déployable » en région. Ensuite, le pentest s'effondre à l'échelle locale — 4 à 6 offres à Lyon, deuxième bassin français — ce qui rend un parcours offensif hors Paris difficilement défendable.</w:t>
+      </w:r>
+    </w:p>
+    <w:p>
+      <w:pPr>
+        <w:spacing w:after="160"/>
+      </w:pPr>
+      <w:r>
+        <w:rPr>
+          <w:b w:val="0"/>
+          <w:i/>
+          <w:sz w:val="18"/>
+        </w:rPr>
+        <w:t>Les cases « NC » signifient qu'aucun compteur daté n'a pu être relevé pour ce couple ville × domaine, et non qu'il n'y a pas d'offres. C'est une limite de collecte, pas une mesure.</w:t>
+      </w:r>
+    </w:p>
+    <w:p>
+      <w:pPr>
+        <w:pStyle w:val="Heading2"/>
+      </w:pPr>
+      <w:r>
+        <w:rPr>
+          <w:color w:val="1F3864"/>
+        </w:rPr>
         <w:t>5.2 Métiers qui progressent</w:t>
       </w:r>
     </w:p>
@@ -15992,6 +17601,15 @@
         <w:spacing w:after="40"/>
       </w:pPr>
       <w:r>
+        <w:t>Ordre de grandeur indépendant, convergent : un cabinet de recrutement estime le marché à environ 150 recrutements de pentesters en France en 2025 (contre environ 120 en 2024), et environ 400 recrutements d'architectes cyber (contre environ 350). Même en tenant cette estimation pour approximative, elle situe le pentest à quelques centaines de recrutements par an au niveau national — à comparer aux effectifs qu'une seule promotion d'école cyber met sur le marché.</w:t>
+      </w:r>
+    </w:p>
+    <w:p>
+      <w:pPr>
+        <w:pStyle w:val="ListBullet"/>
+        <w:spacing w:after="40"/>
+      </w:pPr>
+      <w:r>
         <w:t>Le Journal du Net, citant le fondateur de CSB.School, classe explicitement le red teamer, le hacker éthique, le bug bounty et la cryptographie parmi les voies qui « mènent rarement à des postes ».</w:t>
       </w:r>
     </w:p>
@@ -17870,7 +19488,7 @@
           <w:i/>
           <w:sz w:val="19"/>
         </w:rPr>
-        <w:t>Volume observé : 22 offres ; ≥ 400 offres cyber (10/05/2026) ; 6 alternances dans l'échantillon</w:t>
+        <w:t>Volume observé : 22 offres de l'échantillon ; ≈ 335 offres cyber (16/06/2026) ; ≈ 32 alternances cyber (05/06/2026) ; par domaine : DevSecOps ≈ 52, cloud ≈ 69, GRC ≈ 14, pentest 4 à 6</w:t>
       </w:r>
     </w:p>
     <w:p>
@@ -17920,7 +19538,7 @@
           <w:i/>
           <w:sz w:val="19"/>
         </w:rPr>
-        <w:t>Volume observé : 12 offres ; ≥ 100 offres cyber (23/07/2026) ; 3 alternances dans l'échantillon</w:t>
+        <w:t>Volume observé : 12 offres de l'échantillon ; ≥ 100 offres cyber (23/07/2026) ; seulement 6 alternances cyber relevées localement (20/08/2026)</w:t>
       </w:r>
     </w:p>
     <w:p>
@@ -18020,7 +19638,7 @@
           <w:i/>
           <w:sz w:val="19"/>
         </w:rPr>
-        <w:t>Volume observé : 9 offres ; ≥ 100 offres cyber (04/09/2026) ; 10 alternances relevées (30/06/2026)</w:t>
+        <w:t>Volume observé : 9 offres de l'échantillon ; ≥ 100 offres cyber (04/09/2026) ; 10 alternances (30/06/2026) ; IAM ≈ 35 (04/05/2026) — le meilleur signal IAM hors Paris</w:t>
       </w:r>
     </w:p>
     <w:p>
@@ -31689,7 +33307,7 @@
           <w:b/>
           <w:sz w:val="19"/>
         </w:rPr>
-        <w:t>Guide IA pour Analyste SOC : stratégies, outils et méthodologie (2026)</w:t>
+        <w:t>Les besoins en recrutement de profils cadres en cybersécurité pour 2025</w:t>
       </w:r>
     </w:p>
     <w:p>
@@ -31701,7 +33319,7 @@
           <w:color w:val="595959"/>
           <w:sz w:val="17"/>
         </w:rPr>
-        <w:t>monjobendanger.fr — Rédaction — publié : 2026 — consulté : 2026-09-08</w:t>
+        <w:t>Mercato de l'Emploi — Mercato de l'Emploi — publié : 2025 — consulté : 2026-09-08</w:t>
       </w:r>
     </w:p>
     <w:p>
@@ -31712,7 +33330,7 @@
         <w:rPr>
           <w:sz w:val="17"/>
         </w:rPr>
-        <w:t>Périmètre : France | Méthode : Analyse de l'impact de l'IA sur le métier d'analyste SOC | Échantillon : NC</w:t>
+        <w:t>Périmètre : France, profils cadres cybersécurité | Méthode : Analyse d'un réseau de recrutement (méthode non publiée) | Échantillon : NC</w:t>
       </w:r>
     </w:p>
     <w:p>
@@ -31723,7 +33341,7 @@
         <w:rPr>
           <w:sz w:val="17"/>
         </w:rPr>
-        <w:t>Résultat utilisé : Les outils d'IA traiteraient 70-80 % des alertes de niveau 1 ; le métier de « surveillance de logs » disparaîtrait progressivement ; une équipe de 5 personnes ferait le travail qui en nécessitait 8 il y a trois ans ; 18-24 mois pour pivoter depuis un métier en déclin</w:t>
+        <w:t>Résultat utilisé : Estimations de VOLUMES DE RECRUTEMENT annuels : pentester / hacker éthique +25 % de demande, d'environ 120 recrutements en 2024 à environ 150 en 2025 ; architectes cybersécurité +14 %, d'environ 350 en 2024 à environ 400 en 2025. Ces ordres de grandeur, s'ils sont exacts, confirment que le pentest représente quelques centaines de recrutements par an au maximum en France.</w:t>
       </w:r>
     </w:p>
     <w:p>
@@ -31735,7 +33353,7 @@
           <w:color w:val="595959"/>
           <w:sz w:val="17"/>
         </w:rPr>
-        <w:t>Page / document : Article | Fiabilité : FAIBLE — source non institutionnelle, méthode non publiée ; utilisé comme SIGNAL et non comme mesure</w:t>
+        <w:t>Page / document : Article | Fiabilité : FAIBLE-MOYENNE — cabinet de recrutement, méthode non publiée ; utilisé comme ORDRE DE GRANDEUR convergent avec nos relevés de stocks, jamais comme mesure</w:t>
       </w:r>
     </w:p>
     <w:p>
@@ -31755,7 +33373,7 @@
             <w:u w:val="single"/>
             <w:sz w:val="17"/>
           </w:rPr>
-          <w:t>https://monjobendanger.fr/guide-ia-analyste-soc-2026</w:t>
+          <w:t>https://mercato-emploi.com/les-besoins-en-recrutement-de-profils-cadres-en-cybersecurite-pour-2025/</w:t>
         </w:r>
       </w:hyperlink>
     </w:p>
@@ -31768,7 +33386,7 @@
           <w:b/>
           <w:sz w:val="19"/>
         </w:rPr>
-        <w:t>Insertion des alternants en cybersécurité</w:t>
+        <w:t>Guide IA pour Analyste SOC : stratégies, outils et méthodologie (2026)</w:t>
       </w:r>
     </w:p>
     <w:p>
@@ -31780,7 +33398,7 @@
           <w:color w:val="595959"/>
           <w:sz w:val="17"/>
         </w:rPr>
-        <w:t>Guardia Cybersecurity School / hodea.fr (sources écoles) — Divers — publié : 2026 — consulté : 2026-09-08</w:t>
+        <w:t>monjobendanger.fr — Rédaction — publié : 2026 — consulté : 2026-09-08</w:t>
       </w:r>
     </w:p>
     <w:p>
@@ -31791,7 +33409,7 @@
         <w:rPr>
           <w:sz w:val="17"/>
         </w:rPr>
-        <w:t>Périmètre : France | Méthode : Communication d'écoles | Échantillon : NC</w:t>
+        <w:t>Périmètre : France | Méthode : Analyse de l'impact de l'IA sur le métier d'analyste SOC | Échantillon : NC</w:t>
       </w:r>
     </w:p>
     <w:p>
@@ -31802,7 +33420,7 @@
         <w:rPr>
           <w:sz w:val="17"/>
         </w:rPr>
-        <w:t>Résultat utilisé : Affirmation reprise : plus de 78 % des alternants en cybersécurité décrocheraient un CDI dans les six mois suivant leur diplôme, majoritairement chez leur employeur d'alternance ; salaires à l'embauche estimés 36-44 k€</w:t>
+        <w:t>Résultat utilisé : Les outils d'IA traiteraient 70-80 % des alertes de niveau 1 ; le métier de « surveillance de logs » disparaîtrait progressivement ; une équipe de 5 personnes ferait le travail qui en nécessitait 8 il y a trois ans ; 18-24 mois pour pivoter depuis un métier en déclin</w:t>
       </w:r>
     </w:p>
     <w:p>
@@ -31814,7 +33432,7 @@
           <w:color w:val="595959"/>
           <w:sz w:val="17"/>
         </w:rPr>
-        <w:t>Page / document : Pages écoles | Fiabilité : FAIBLE — communication d'établissements de formation (biais commercial direct, méthode non publiée). NE PEUT PAS servir de preuve d'employabilité ; signalé comme tel</w:t>
+        <w:t>Page / document : Article | Fiabilité : FAIBLE — source non institutionnelle, méthode non publiée ; utilisé comme SIGNAL et non comme mesure</w:t>
       </w:r>
     </w:p>
     <w:p>
@@ -31834,7 +33452,7 @@
             <w:u w:val="single"/>
             <w:sz w:val="17"/>
           </w:rPr>
-          <w:t>https://guardia.school/formations/</w:t>
+          <w:t>https://monjobendanger.fr/guide-ia-analyste-soc-2026</w:t>
         </w:r>
       </w:hyperlink>
     </w:p>
@@ -31847,7 +33465,7 @@
           <w:b/>
           <w:sz w:val="19"/>
         </w:rPr>
-        <w:t>Emplois en cybersécurité sans diplôme / accessibilité des profils juniors</w:t>
+        <w:t>Insertion des alternants en cybersécurité</w:t>
       </w:r>
     </w:p>
     <w:p>
@@ -31859,7 +33477,7 @@
           <w:color w:val="595959"/>
           <w:sz w:val="17"/>
         </w:rPr>
-        <w:t>Sources convergentes (comprendre-ingenierie-sociale.fr, bienvenum.org, guardia.school) — Divers — publié : 2026 — consulté : 2026-09-08</w:t>
+        <w:t>Guardia Cybersecurity School / hodea.fr (sources écoles) — Divers — publié : 2026 — consulté : 2026-09-08</w:t>
       </w:r>
     </w:p>
     <w:p>
@@ -31870,7 +33488,7 @@
         <w:rPr>
           <w:sz w:val="17"/>
         </w:rPr>
-        <w:t>Périmètre : France | Méthode : Analyses / guides d'orientation | Échantillon : NC</w:t>
+        <w:t>Périmètre : France | Méthode : Communication d'écoles | Échantillon : NC</w:t>
       </w:r>
     </w:p>
     <w:p>
@@ -31881,7 +33499,7 @@
         <w:rPr>
           <w:sz w:val="17"/>
         </w:rPr>
-        <w:t>Résultat utilisé : Affirmations reprises : 46 % des recruteurs français accepteraient des profils autodidactes ou certifiés ; délai moyen d'accès au premier poste de 6 mois (reconversion IT) à 18 mois (débutant complet) ; premiers postes accessibles : technicien support sécurité, analyste SOC junior, technicien systèmes et réseaux orienté sécurité ; PME plus flexibles, grands groupes avec filtres RH sur le diplôme</w:t>
+        <w:t>Résultat utilisé : Affirmation reprise : plus de 78 % des alternants en cybersécurité décrocheraient un CDI dans les six mois suivant leur diplôme, majoritairement chez leur employeur d'alternance ; salaires à l'embauche estimés 36-44 k€</w:t>
       </w:r>
     </w:p>
     <w:p>
@@ -31893,7 +33511,7 @@
           <w:color w:val="595959"/>
           <w:sz w:val="17"/>
         </w:rPr>
-        <w:t>Page / document : Articles | Fiabilité : FAIBLE — guides d'orientation, méthode non publiée ; utilisés uniquement comme éléments de contexte qualitatif</w:t>
+        <w:t>Page / document : Pages écoles | Fiabilité : FAIBLE — communication d'établissements de formation (biais commercial direct, méthode non publiée). NE PEUT PAS servir de preuve d'employabilité ; signalé comme tel</w:t>
       </w:r>
     </w:p>
     <w:p>
@@ -31913,7 +33531,7 @@
             <w:u w:val="single"/>
             <w:sz w:val="17"/>
           </w:rPr>
-          <w:t>https://comprendre-ingenierie-sociale.fr/formation-cybersecurite-sans-diplome-guide-complet-2026-pour-entrer-dans-la-securite-informatique/</w:t>
+          <w:t>https://guardia.school/formations/</w:t>
         </w:r>
       </w:hyperlink>
     </w:p>
@@ -31926,7 +33544,7 @@
           <w:b/>
           <w:sz w:val="19"/>
         </w:rPr>
-        <w:t>Cybersécurité, un marché de l'emploi cadre diversifié et de plus en plus porteur</w:t>
+        <w:t>Emplois en cybersécurité sans diplôme / accessibilité des profils juniors</w:t>
       </w:r>
     </w:p>
     <w:p>
@@ -31938,7 +33556,7 @@
           <w:color w:val="595959"/>
           <w:sz w:val="17"/>
         </w:rPr>
-        <w:t>Apec — Apec — publié : 2022-06 — consulté : 2026-09-08</w:t>
+        <w:t>Sources convergentes (comprendre-ingenierie-sociale.fr, bienvenum.org, guardia.school) — Divers — publié : 2026 — consulté : 2026-09-08</w:t>
       </w:r>
     </w:p>
     <w:p>
@@ -31949,7 +33567,7 @@
         <w:rPr>
           <w:sz w:val="17"/>
         </w:rPr>
-        <w:t>Périmètre : France, emploi cadre cybersécurité | Méthode : Étude compétences métiers &amp; société | Échantillon : NC</w:t>
+        <w:t>Périmètre : France | Méthode : Analyses / guides d'orientation | Échantillon : NC</w:t>
       </w:r>
     </w:p>
     <w:p>
@@ -31960,7 +33578,7 @@
         <w:rPr>
           <w:sz w:val="17"/>
         </w:rPr>
-        <w:t>Résultat utilisé : Cadrage historique du marché cadre cybersécurité en France (diversité des métiers, dynamique porteuse) — utilisé comme point de comparaison antérieur</w:t>
+        <w:t>Résultat utilisé : Affirmations reprises : 46 % des recruteurs français accepteraient des profils autodidactes ou certifiés ; délai moyen d'accès au premier poste de 6 mois (reconversion IT) à 18 mois (débutant complet) ; premiers postes accessibles : technicien support sécurité, analyste SOC junior, technicien systèmes et réseaux orienté sécurité ; PME plus flexibles, grands groupes avec filtres RH sur le diplôme</w:t>
       </w:r>
     </w:p>
     <w:p>
@@ -31972,7 +33590,7 @@
           <w:color w:val="595959"/>
           <w:sz w:val="17"/>
         </w:rPr>
-        <w:t>Page / document : Étude Apec juin 2022 | Fiabilité : FORTE pour le cadrage, ANCIENNE (2022) pour les volumes</w:t>
+        <w:t>Page / document : Articles | Fiabilité : FAIBLE — guides d'orientation, méthode non publiée ; utilisés uniquement comme éléments de contexte qualitatif</w:t>
       </w:r>
     </w:p>
     <w:p>
@@ -31992,7 +33610,7 @@
             <w:u w:val="single"/>
             <w:sz w:val="17"/>
           </w:rPr>
-          <w:t>https://corporate.apec.fr/home/nos-etudes/toutes-nos-etudes/cybersecurite-un-marche-de-lemploi-cadre-diversifie-et-de-plus-en-plus-porteur.html</w:t>
+          <w:t>https://comprendre-ingenierie-sociale.fr/formation-cybersecurite-sans-diplome-guide-complet-2026-pour-entrer-dans-la-securite-informatique/</w:t>
         </w:r>
       </w:hyperlink>
     </w:p>
@@ -32005,7 +33623,7 @@
           <w:b/>
           <w:sz w:val="19"/>
         </w:rPr>
-        <w:t>Les métiers en 2030 — rapport national</w:t>
+        <w:t>Salaire analyste SOC 2026 : L1, L2, L3 et facteurs clés</w:t>
       </w:r>
     </w:p>
     <w:p>
@@ -32017,7 +33635,7 @@
           <w:color w:val="595959"/>
           <w:sz w:val="17"/>
         </w:rPr>
-        <w:t>Dares / France Stratégie — Dares et France Stratégie — publié : 2022-03 — consulté : 2026-09-08</w:t>
+        <w:t>Zeroday Cyber Academy — Zeroday Cyber Academy — publié : 2026 — consulté : 2026-09-08</w:t>
       </w:r>
     </w:p>
     <w:p>
@@ -32028,7 +33646,7 @@
         <w:rPr>
           <w:sz w:val="17"/>
         </w:rPr>
-        <w:t>Périmètre : France, projections d'emploi à 2030 | Méthode : Modélisation prospective par métier (FAP) | Échantillon : NC</w:t>
+        <w:t>Périmètre : France, analystes SOC | Méthode : Baromètre d'organisme de formation (méthode non publiée) | Échantillon : NC</w:t>
       </w:r>
     </w:p>
     <w:p>
@@ -32039,7 +33657,7 @@
         <w:rPr>
           <w:sz w:val="17"/>
         </w:rPr>
-        <w:t>Résultat utilisé : Environ 180 000 postes supplémentaires projetés pour les ingénieurs informatiques, experts cybersécurité et responsables d'études ; +115 000 postes d'ingénieurs informatiques en 2030 (+26 % vs 2019) ; les postes ne seraient pas entièrement pourvus par les jeunes débutants</w:t>
+        <w:t>Résultat utilisé : Analyste SOC L1 junior en Île-de-France : 32-40 k€ ; Bordeaux, Nantes et Marseille afficheraient des salaires inférieurs de 15 à 18 % à Paris.</w:t>
       </w:r>
     </w:p>
     <w:p>
@@ -32051,7 +33669,7 @@
           <w:color w:val="595959"/>
           <w:sz w:val="17"/>
         </w:rPr>
-        <w:t>Page / document : Rapport national (PDF : https://dares.travail-emploi.gouv.fr/sites/default/files/b6da88427d918e6f0a79b1b3227d5e30/Dares_m%C3%A9tiers_en_2030.pdf) | Fiabilité : FORTE pour la prospective, ANCIENNE (2022) — antérieure à la diffusion de l'IA générative</w:t>
+        <w:t>Page / document : Article | Fiabilité : FAIBLE — organisme de formation (biais commercial), méthode non publiée ; ESTIMATION</w:t>
       </w:r>
     </w:p>
     <w:p>
@@ -32071,7 +33689,7 @@
             <w:u w:val="single"/>
             <w:sz w:val="17"/>
           </w:rPr>
-          <w:t>https://dares.travail-emploi.gouv.fr/publication/les-metiers-en-2030-le-rapport-national</w:t>
+          <w:t>https://www.zerodaycyberacademy.com/ressources/metiers-cybersecurite/salaire-analyste-soc</w:t>
         </w:r>
       </w:hyperlink>
     </w:p>
@@ -32084,7 +33702,7 @@
           <w:b/>
           <w:sz w:val="19"/>
         </w:rPr>
-        <w:t>2025 ISC2 Cybersecurity Workforce Study</w:t>
+        <w:t>Cybersécurité, un marché de l'emploi cadre diversifié et de plus en plus porteur</w:t>
       </w:r>
     </w:p>
     <w:p>
@@ -32096,7 +33714,7 @@
           <w:color w:val="595959"/>
           <w:sz w:val="17"/>
         </w:rPr>
-        <w:t>ISC2 — ISC2 — publié : 2025-12 — consulté : 2026-09-08</w:t>
+        <w:t>Apec — Apec — publié : 2022-06 — consulté : 2026-09-08</w:t>
       </w:r>
     </w:p>
     <w:p>
@@ -32107,7 +33725,7 @@
         <w:rPr>
           <w:sz w:val="17"/>
         </w:rPr>
-        <w:t>Périmètre : International (dont Europe) | Méthode : Enquête mondiale auprès de professionnels de la cybersécurité | Échantillon : 16 029 professionnels</w:t>
+        <w:t>Périmètre : France, emploi cadre cybersécurité | Méthode : Étude compétences métiers &amp; société | Échantillon : NC</w:t>
       </w:r>
     </w:p>
     <w:p>
@@ -32118,7 +33736,7 @@
         <w:rPr>
           <w:sz w:val="17"/>
         </w:rPr>
-        <w:t>Résultat utilisé : Quatre défis persistants : économie, pénurie de compétences et d'effectifs, IA, satisfaction au travail ; coupes budgétaires (36 %) et licenciements (24 %) en baisse d'un point en 2025 ; gels d'embauches et de promotions toujours présents ; même les employeurs qui recrutent peinent à trouver ou à financer les compétences</w:t>
+        <w:t>Résultat utilisé : Cadrage historique du marché cadre cybersécurité en France (diversité des métiers, dynamique porteuse) — utilisé comme point de comparaison antérieur</w:t>
       </w:r>
     </w:p>
     <w:p>
@@ -32130,7 +33748,7 @@
           <w:color w:val="595959"/>
           <w:sz w:val="17"/>
         </w:rPr>
-        <w:t>Page / document : Étude annuelle 2025 | Fiabilité : MOYENNE-FORTE pour l'international ; NON transposable directement à la France (pas de sous-échantillon France exploitable dans les extraits)</w:t>
+        <w:t>Page / document : Étude Apec juin 2022 | Fiabilité : FORTE pour le cadrage, ANCIENNE (2022) pour les volumes</w:t>
       </w:r>
     </w:p>
     <w:p>
@@ -32150,6 +33768,164 @@
             <w:u w:val="single"/>
             <w:sz w:val="17"/>
           </w:rPr>
+          <w:t>https://corporate.apec.fr/home/nos-etudes/toutes-nos-etudes/cybersecurite-un-marche-de-lemploi-cadre-diversifie-et-de-plus-en-plus-porteur.html</w:t>
+        </w:r>
+      </w:hyperlink>
+    </w:p>
+    <w:p>
+      <w:pPr>
+        <w:spacing w:after="20"/>
+      </w:pPr>
+      <w:r>
+        <w:rPr>
+          <w:b/>
+          <w:sz w:val="19"/>
+        </w:rPr>
+        <w:t>Les métiers en 2030 — rapport national</w:t>
+      </w:r>
+    </w:p>
+    <w:p>
+      <w:pPr>
+        <w:spacing w:after="20"/>
+      </w:pPr>
+      <w:r>
+        <w:rPr>
+          <w:color w:val="595959"/>
+          <w:sz w:val="17"/>
+        </w:rPr>
+        <w:t>Dares / France Stratégie — Dares et France Stratégie — publié : 2022-03 — consulté : 2026-09-08</w:t>
+      </w:r>
+    </w:p>
+    <w:p>
+      <w:pPr>
+        <w:spacing w:after="20"/>
+      </w:pPr>
+      <w:r>
+        <w:rPr>
+          <w:sz w:val="17"/>
+        </w:rPr>
+        <w:t>Périmètre : France, projections d'emploi à 2030 | Méthode : Modélisation prospective par métier (FAP) | Échantillon : NC</w:t>
+      </w:r>
+    </w:p>
+    <w:p>
+      <w:pPr>
+        <w:spacing w:after="20"/>
+      </w:pPr>
+      <w:r>
+        <w:rPr>
+          <w:sz w:val="17"/>
+        </w:rPr>
+        <w:t>Résultat utilisé : Environ 180 000 postes supplémentaires projetés pour les ingénieurs informatiques, experts cybersécurité et responsables d'études ; +115 000 postes d'ingénieurs informatiques en 2030 (+26 % vs 2019) ; les postes ne seraient pas entièrement pourvus par les jeunes débutants</w:t>
+      </w:r>
+    </w:p>
+    <w:p>
+      <w:pPr>
+        <w:spacing w:after="20"/>
+      </w:pPr>
+      <w:r>
+        <w:rPr>
+          <w:color w:val="595959"/>
+          <w:sz w:val="17"/>
+        </w:rPr>
+        <w:t>Page / document : Rapport national (PDF : https://dares.travail-emploi.gouv.fr/sites/default/files/b6da88427d918e6f0a79b1b3227d5e30/Dares_m%C3%A9tiers_en_2030.pdf) | Fiabilité : FORTE pour la prospective, ANCIENNE (2022) — antérieure à la diffusion de l'IA générative</w:t>
+      </w:r>
+    </w:p>
+    <w:p>
+      <w:pPr>
+        <w:spacing w:after="160"/>
+      </w:pPr>
+      <w:r>
+        <w:rPr>
+          <w:sz w:val="17"/>
+        </w:rPr>
+        <w:t xml:space="preserve">URL : </w:t>
+      </w:r>
+      <w:hyperlink r:id="rId41">
+        <w:r>
+          <w:rPr>
+            <w:color w:val="0563C1"/>
+            <w:u w:val="single"/>
+            <w:sz w:val="17"/>
+          </w:rPr>
+          <w:t>https://dares.travail-emploi.gouv.fr/publication/les-metiers-en-2030-le-rapport-national</w:t>
+        </w:r>
+      </w:hyperlink>
+    </w:p>
+    <w:p>
+      <w:pPr>
+        <w:spacing w:after="20"/>
+      </w:pPr>
+      <w:r>
+        <w:rPr>
+          <w:b/>
+          <w:sz w:val="19"/>
+        </w:rPr>
+        <w:t>2025 ISC2 Cybersecurity Workforce Study</w:t>
+      </w:r>
+    </w:p>
+    <w:p>
+      <w:pPr>
+        <w:spacing w:after="20"/>
+      </w:pPr>
+      <w:r>
+        <w:rPr>
+          <w:color w:val="595959"/>
+          <w:sz w:val="17"/>
+        </w:rPr>
+        <w:t>ISC2 — ISC2 — publié : 2025-12 — consulté : 2026-09-08</w:t>
+      </w:r>
+    </w:p>
+    <w:p>
+      <w:pPr>
+        <w:spacing w:after="20"/>
+      </w:pPr>
+      <w:r>
+        <w:rPr>
+          <w:sz w:val="17"/>
+        </w:rPr>
+        <w:t>Périmètre : International (dont Europe) | Méthode : Enquête mondiale auprès de professionnels de la cybersécurité | Échantillon : 16 029 professionnels</w:t>
+      </w:r>
+    </w:p>
+    <w:p>
+      <w:pPr>
+        <w:spacing w:after="20"/>
+      </w:pPr>
+      <w:r>
+        <w:rPr>
+          <w:sz w:val="17"/>
+        </w:rPr>
+        <w:t>Résultat utilisé : Quatre défis persistants : économie, pénurie de compétences et d'effectifs, IA, satisfaction au travail ; coupes budgétaires (36 %) et licenciements (24 %) en baisse d'un point en 2025 ; gels d'embauches et de promotions toujours présents ; même les employeurs qui recrutent peinent à trouver ou à financer les compétences</w:t>
+      </w:r>
+    </w:p>
+    <w:p>
+      <w:pPr>
+        <w:spacing w:after="20"/>
+      </w:pPr>
+      <w:r>
+        <w:rPr>
+          <w:color w:val="595959"/>
+          <w:sz w:val="17"/>
+        </w:rPr>
+        <w:t>Page / document : Étude annuelle 2025 | Fiabilité : MOYENNE-FORTE pour l'international ; NON transposable directement à la France (pas de sous-échantillon France exploitable dans les extraits)</w:t>
+      </w:r>
+    </w:p>
+    <w:p>
+      <w:pPr>
+        <w:spacing w:after="160"/>
+      </w:pPr>
+      <w:r>
+        <w:rPr>
+          <w:sz w:val="17"/>
+        </w:rPr>
+        <w:t xml:space="preserve">URL : </w:t>
+      </w:r>
+      <w:hyperlink r:id="rId42">
+        <w:r>
+          <w:rPr>
+            <w:color w:val="0563C1"/>
+            <w:u w:val="single"/>
+            <w:sz w:val="17"/>
+          </w:rPr>
           <w:t>https://www.isc2.org/Insights/2025/12/2025-ISC2-Cybersecurity-Workforce-Study</w:t>
         </w:r>
       </w:hyperlink>
@@ -32222,7 +33998,7 @@
         </w:rPr>
         <w:t xml:space="preserve">URL : </w:t>
       </w:r>
-      <w:hyperlink r:id="rId41">
+      <w:hyperlink r:id="rId43">
         <w:r>
           <w:rPr>
             <w:color w:val="0563C1"/>
